--- a/downloads/handouts/Unit 06/Handout 06.08 - Role Cards Lab 3.docx
+++ b/downloads/handouts/Unit 06/Handout 06.08 - Role Cards Lab 3.docx
@@ -36,6 +36,12 @@
         </w:rPr>
         <w:t xml:space="preserve">At seven students, the Station Manager keeps time.</w:t>
       </w:r>
+      <w:r>
+        <w:t xml:space="preserve"> </w:t>
+      </w:r>
+      <w:r>
+        <w:t xml:space="preserve">A station card is written for seven people. At eight students, set out one more plate, fork, and napkin.</w:t>
+      </w:r>
     </w:p>
     <w:p>
       <w:pPr>
@@ -59,7 +65,7 @@
         <w:pStyle w:val="BodyText"/>
       </w:pPr>
       <w:r>
-        <w:t xml:space="preserve">Every role, every phase: the six-step routine (hair back, sleeves up, wash hands, sanitize surfaces, clean as you go, station check before dismissal), handles in, say</w:t>
+        <w:t xml:space="preserve">Every role, every phase, follows these rules. Do the six-step routine (hair back, sleeves up, wash hands, sanitize surfaces, clean as you go, station check before dismissal). Keep pot handles turned in. Say</w:t>
       </w:r>
       <w:r>
         <w:t xml:space="preserve"> </w:t>
@@ -95,7 +101,7 @@
         <w:t xml:space="preserve"> </w:t>
       </w:r>
       <w:r>
-        <w:t xml:space="preserve">out loud, and the burner is off before the pan leaves the stove.</w:t>
+        <w:t xml:space="preserve">out loud. Turn the burner off before the pan leaves the stove.</w:t>
       </w:r>
       <w:r>
         <w:t xml:space="preserve"> </w:t>
@@ -1552,7 +1558,7 @@
               <w:jc w:val="left"/>
             </w:pPr>
             <w:r>
-              <w:t xml:space="preserve">Help the Head Cook fill and carry the pot. It is heavy when full, so two people, slow steps, and say</w:t>
+              <w:t xml:space="preserve">Help the Head Cook fill and carry the pot. It is heavy when full. Two people carry it, with slow steps, and say</w:t>
             </w:r>
             <w:r>
               <w:t xml:space="preserve"> </w:t>
@@ -2213,7 +2219,7 @@
               <w:jc w:val="left"/>
             </w:pPr>
             <w:r>
-              <w:t xml:space="preserve">Stand at the end of the line. As each quesadilla comes off, move it to a plate and keep the stack in order so the first one made is the first one cut.</w:t>
+              <w:t xml:space="preserve">Stand at the end of the line. As each quesadilla comes off, move it to a plate. Keep them in order, so the first one made is the first one cut.</w:t>
             </w:r>
           </w:p>
         </w:tc>
@@ -3099,7 +3105,7 @@
               <w:jc w:val="left"/>
             </w:pPr>
             <w:r>
-              <w:t xml:space="preserve">Compute the variance: how many minutes ahead or behind the plan each milestone was. For the quesadillas, compute throughput: quesadillas divided by minutes of cook time.</w:t>
+              <w:t xml:space="preserve">Compute the variance: how many minutes ahead of or behind the plan each milestone was. For the quesadillas, compute the throughput: quesadillas divided by minutes of cook time.</w:t>
             </w:r>
           </w:p>
         </w:tc>
@@ -3123,7 +3129,7 @@
               <w:jc w:val="left"/>
             </w:pPr>
             <w:r>
-              <w:t xml:space="preserve">Report two numbers at the station check: the biggest variance and the minute the station lost the most time. Name the bottleneck, not a person.</w:t>
+              <w:t xml:space="preserve">Report two numbers at the station check: the biggest variance and the minute the station lost the most time. Name the bottleneck (the step everything waited on), not a person.</w:t>
             </w:r>
           </w:p>
         </w:tc>
